--- a/rapports/2026-06-06/EQ5/EQ5_enq2_v2/DR_012301350090/12-60-96-00.docx
+++ b/rapports/2026-06-06/EQ5/EQ5_enq2_v2/DR_012301350090/12-60-96-00.docx
@@ -297,7 +297,7 @@
           <w:color w:val="1F6FEB"/>
           <w:sz w:val="22"/>
         </w:rPr>
-        <w:t>⚠ INCOHÉRENCES À CORRIGER (146)</w:t>
+        <w:t>⚠ INCOHÉRENCES À CORRIGER (143)</w:t>
       </w:r>
     </w:p>
     <w:tbl>
@@ -1598,7 +1598,7 @@
                 <w:i w:val="0"/>
                 <w:sz w:val="16"/>
               </w:rPr>
-              <w:t>S02</w:t>
+              <w:t>S11</w:t>
               <w:br/>
             </w:r>
             <w:r>
@@ -1608,7 +1608,7 @@
                 <w:color w:val="64748B"/>
                 <w:sz w:val="14"/>
               </w:rPr>
-              <w:t>Éducation</w:t>
+              <w:t>Logement / cadre de vie</w:t>
             </w:r>
           </w:p>
         </w:tc>
@@ -1624,7 +1624,7 @@
                 <w:color w:val="16A34A"/>
                 <w:sz w:val="16"/>
               </w:rPr>
-              <w:t>—</w:t>
+              <w:t>s01q03a, s01q03b, s01q03c, s11q32, s11q36, s11q36_code</w:t>
             </w:r>
           </w:p>
         </w:tc>
@@ -1655,7 +1655,7 @@
                 <w:i w:val="0"/>
                 <w:sz w:val="17"/>
               </w:rPr>
-              <w:t>Incohérence!!! seulement les écoles gouvermentales paient les cotisations (Gouvernement, communauté, ONG ou organisation humanitaire).</w:t>
+              <w:t>Le ménage  est connecté à un réseau électrique donc à accès à l'électricité avec EDM malgré qu'elle ne soit pas disponible à 100%, le même ménage déclare comme principale source d'éclairage du logement la Autre (à préciser) qui est incohérent.</w:t>
             </w:r>
           </w:p>
         </w:tc>
@@ -1670,10 +1670,10 @@
               <w:rPr>
                 <w:b/>
                 <w:i w:val="0"/>
-                <w:color w:val="DC2626"/>
-                <w:sz w:val="16"/>
-              </w:rPr>
-              <w:t>Haute</w:t>
+                <w:color w:val="EA580C"/>
+                <w:sz w:val="16"/>
+              </w:rPr>
+              <w:t>Moyenne</w:t>
             </w:r>
           </w:p>
         </w:tc>
@@ -1688,7 +1688,7 @@
                 <w:i w:val="0"/>
                 <w:sz w:val="16"/>
               </w:rPr>
-              <w:t>S11</w:t>
+              <w:t>S00</w:t>
               <w:br/>
             </w:r>
             <w:r>
@@ -1698,7 +1698,7 @@
                 <w:color w:val="64748B"/>
                 <w:sz w:val="14"/>
               </w:rPr>
-              <w:t>Logement / cadre de vie</w:t>
+              <w:t>Identification</w:t>
             </w:r>
           </w:p>
         </w:tc>
@@ -1714,7 +1714,7 @@
                 <w:color w:val="16A34A"/>
                 <w:sz w:val="16"/>
               </w:rPr>
-              <w:t>s01q03a, s01q03b, s01q03c, s11q32, s11q36, s11q36_code</w:t>
+              <w:t>s00q27</w:t>
             </w:r>
           </w:p>
         </w:tc>
@@ -1745,7 +1745,7 @@
                 <w:i w:val="0"/>
                 <w:sz w:val="17"/>
               </w:rPr>
-              <w:t>Le ménage  est connecté à un réseau électrique donc à accès à l'électricité avec EDM malgré qu'elle ne soit pas disponible à 100%, le même ménage déclare comme principale source d'éclairage du logement la Autre (à préciser) qui est incohérent.</w:t>
+              <w:t>Le questionnaire semble ne pas être complètement fini mais le questionnaire est en statut complet, prière de compléter le questionnaire.</w:t>
             </w:r>
           </w:p>
         </w:tc>
@@ -1804,7 +1804,7 @@
                 <w:color w:val="16A34A"/>
                 <w:sz w:val="16"/>
               </w:rPr>
-              <w:t>s00q27</w:t>
+              <w:t>—</w:t>
             </w:r>
           </w:p>
         </w:tc>
@@ -1835,7 +1835,7 @@
                 <w:i w:val="0"/>
                 <w:sz w:val="17"/>
               </w:rPr>
-              <w:t>Le questionnaire semble ne pas être complètement fini mais le questionnaire est en statut complet, prière de compléter le questionnaire.</w:t>
+              <w:t>Attention! Il manque des informations non renseignées dans la section 0, prière de regarder toutes les autres informations dans l'identification du ménage (IDENTIFICATION ET RENSEIGNEMENTS DE CONTROLE) ou dans OBSERVATIONS pour pouvoir renseigné toutes les questions liées au ménage.</w:t>
             </w:r>
           </w:p>
         </w:tc>
@@ -1868,7 +1868,7 @@
                 <w:i w:val="0"/>
                 <w:sz w:val="16"/>
               </w:rPr>
-              <w:t>S00</w:t>
+              <w:t>S01</w:t>
               <w:br/>
             </w:r>
             <w:r>
@@ -1878,7 +1878,7 @@
                 <w:color w:val="64748B"/>
                 <w:sz w:val="14"/>
               </w:rPr>
-              <w:t>Identification</w:t>
+              <w:t>Démographie</w:t>
             </w:r>
           </w:p>
         </w:tc>
@@ -1925,7 +1925,7 @@
                 <w:i w:val="0"/>
                 <w:sz w:val="17"/>
               </w:rPr>
-              <w:t>Attention! Il manque des informations non renseignées dans la section 0, prière de regarder toutes les autres informations dans l'identification du ménage (IDENTIFICATION ET RENSEIGNEMENTS DE CONTROLE) ou dans OBSERVATIONS pour pouvoir renseigné toutes les questions liées au ménage.</w:t>
+              <w:t>Prière de verifier l'information donnée par Macoumba Diop ou corriger au niveau de la section 1.</w:t>
             </w:r>
           </w:p>
         </w:tc>
@@ -2015,7 +2015,7 @@
                 <w:i w:val="0"/>
                 <w:sz w:val="17"/>
               </w:rPr>
-              <w:t>Prière de verifier l'information donnée par Macoumba Diop ou corriger au niveau de la section 1.</w:t>
+              <w:t>Prière de verifier l'information donnée par Mame Ameury Diop ou corriger au niveau de la section 1.</w:t>
             </w:r>
           </w:p>
         </w:tc>
@@ -2105,7 +2105,7 @@
                 <w:i w:val="0"/>
                 <w:sz w:val="17"/>
               </w:rPr>
-              <w:t>Prière de verifier l'information donnée par Mame Ameury Diop ou corriger au niveau de la section 1.</w:t>
+              <w:t>Prière de verifier l'information donnée par Serigne Abdoul Ahad Diop ou corriger au niveau de la section 1.</w:t>
             </w:r>
           </w:p>
         </w:tc>
@@ -2164,7 +2164,7 @@
                 <w:color w:val="16A34A"/>
                 <w:sz w:val="16"/>
               </w:rPr>
-              <w:t>—</w:t>
+              <w:t>s01q28, s01q29, s01q30, s01q00b</w:t>
             </w:r>
           </w:p>
         </w:tc>
@@ -2195,7 +2195,7 @@
                 <w:i w:val="0"/>
                 <w:sz w:val="17"/>
               </w:rPr>
-              <w:t>Prière de verifier l'information donnée par Serigne Abdoul Ahad Diop ou corriger au niveau de la section 1.</w:t>
+              <w:t>Les données sur les niveaux d'études, les fonctions et les caracteristiques sociodemographiques du père biologique de Adja Thiane Diop manquent.</w:t>
             </w:r>
           </w:p>
         </w:tc>
@@ -2254,7 +2254,7 @@
                 <w:color w:val="16A34A"/>
                 <w:sz w:val="16"/>
               </w:rPr>
-              <w:t>s01q28, s01q29, s01q30, s01q00b</w:t>
+              <w:t>—</w:t>
             </w:r>
           </w:p>
         </w:tc>
@@ -2285,7 +2285,7 @@
                 <w:i w:val="0"/>
                 <w:sz w:val="17"/>
               </w:rPr>
-              <w:t>Les données sur les niveaux d'études, les fonctions et les caracteristiques sociodemographiques du père biologique de Adja Thiane Diop manquent.</w:t>
+              <w:t>Veuillez les renseigner.</w:t>
             </w:r>
           </w:p>
         </w:tc>
@@ -2375,7 +2375,7 @@
                 <w:i w:val="0"/>
                 <w:sz w:val="17"/>
               </w:rPr>
-              <w:t>Veuillez les renseigner.</w:t>
+              <w:t>Prière de verifier l'information donnée par Adja Thiane Diop ou corriger au niveau de la section 1.</w:t>
             </w:r>
           </w:p>
         </w:tc>
@@ -2434,7 +2434,7 @@
                 <w:color w:val="16A34A"/>
                 <w:sz w:val="16"/>
               </w:rPr>
-              <w:t>—</w:t>
+              <w:t>s00q07a, s00q08, s00q10, s00q13_0, s00q15_0, s00q17_0, s00q23a, s00q23b</w:t>
             </w:r>
           </w:p>
         </w:tc>
@@ -2465,277 +2465,7 @@
                 <w:i w:val="0"/>
                 <w:sz w:val="17"/>
               </w:rPr>
-              <w:t>Prière de verifier l'information donnée par Adja Thiane Diop ou corriger au niveau de la section 1.</w:t>
-            </w:r>
-          </w:p>
-        </w:tc>
-      </w:tr>
-      <w:tr>
-        <w:tc>
-          <w:tcPr>
-            <w:tcW w:type="dxa" w:w="964"/>
-          </w:tcPr>
-          <w:p>
-            <w:r>
-              <w:rPr>
-                <w:b/>
-                <w:i w:val="0"/>
-                <w:color w:val="EA580C"/>
-                <w:sz w:val="16"/>
-              </w:rPr>
-              <w:t>Moyenne</w:t>
-            </w:r>
-          </w:p>
-        </w:tc>
-        <w:tc>
-          <w:tcPr>
-            <w:tcW w:type="dxa" w:w="1247"/>
-          </w:tcPr>
-          <w:p>
-            <w:r>
-              <w:rPr>
-                <w:b/>
-                <w:i w:val="0"/>
-                <w:sz w:val="16"/>
-              </w:rPr>
-              <w:t>S01</w:t>
-              <w:br/>
-            </w:r>
-            <w:r>
-              <w:rPr>
-                <w:b w:val="0"/>
-                <w:i w:val="0"/>
-                <w:color w:val="64748B"/>
-                <w:sz w:val="14"/>
-              </w:rPr>
-              <w:t>Démographie</w:t>
-            </w:r>
-          </w:p>
-        </w:tc>
-        <w:tc>
-          <w:tcPr>
-            <w:tcW w:type="dxa" w:w="1531"/>
-          </w:tcPr>
-          <w:p>
-            <w:r>
-              <w:rPr>
-                <w:b/>
-                <w:i w:val="0"/>
-                <w:color w:val="16A34A"/>
-                <w:sz w:val="16"/>
-              </w:rPr>
-              <w:t>s00q07a, s00q08, s00q10, s00q13_0, s00q15_0, s00q17_0, s00q23a, s00q23b</w:t>
-            </w:r>
-          </w:p>
-        </w:tc>
-        <w:tc>
-          <w:tcPr>
-            <w:tcW w:type="dxa" w:w="1191"/>
-          </w:tcPr>
-          <w:p>
-            <w:r>
-              <w:rPr>
-                <w:b w:val="0"/>
-                <w:i w:val="0"/>
-                <w:color w:val="64748B"/>
-                <w:sz w:val="16"/>
-              </w:rPr>
-              <w:t>GT-CQ</w:t>
-            </w:r>
-          </w:p>
-        </w:tc>
-        <w:tc>
-          <w:tcPr>
-            <w:tcW w:type="dxa" w:w="4706"/>
-          </w:tcPr>
-          <w:p>
-            <w:r>
-              <w:rPr>
-                <w:b w:val="0"/>
-                <w:i w:val="0"/>
-                <w:sz w:val="17"/>
-              </w:rPr>
               <w:t>Prière de renseigner le sexe ou le lien de parenté de  Adama Ba  merci.</w:t>
-            </w:r>
-          </w:p>
-        </w:tc>
-      </w:tr>
-      <w:tr>
-        <w:tc>
-          <w:tcPr>
-            <w:tcW w:type="dxa" w:w="964"/>
-          </w:tcPr>
-          <w:p>
-            <w:r>
-              <w:rPr>
-                <w:b/>
-                <w:i w:val="0"/>
-                <w:color w:val="EA580C"/>
-                <w:sz w:val="16"/>
-              </w:rPr>
-              <w:t>Moyenne</w:t>
-            </w:r>
-          </w:p>
-        </w:tc>
-        <w:tc>
-          <w:tcPr>
-            <w:tcW w:type="dxa" w:w="1247"/>
-          </w:tcPr>
-          <w:p>
-            <w:r>
-              <w:rPr>
-                <w:b/>
-                <w:i w:val="0"/>
-                <w:sz w:val="16"/>
-              </w:rPr>
-              <w:t>S02</w:t>
-              <w:br/>
-            </w:r>
-            <w:r>
-              <w:rPr>
-                <w:b w:val="0"/>
-                <w:i w:val="0"/>
-                <w:color w:val="64748B"/>
-                <w:sz w:val="14"/>
-              </w:rPr>
-              <w:t>Éducation</w:t>
-            </w:r>
-          </w:p>
-        </w:tc>
-        <w:tc>
-          <w:tcPr>
-            <w:tcW w:type="dxa" w:w="1531"/>
-          </w:tcPr>
-          <w:p>
-            <w:r>
-              <w:rPr>
-                <w:b/>
-                <w:i w:val="0"/>
-                <w:color w:val="16A34A"/>
-                <w:sz w:val="16"/>
-              </w:rPr>
-              <w:t>—</w:t>
-            </w:r>
-          </w:p>
-        </w:tc>
-        <w:tc>
-          <w:tcPr>
-            <w:tcW w:type="dxa" w:w="1191"/>
-          </w:tcPr>
-          <w:p>
-            <w:r>
-              <w:rPr>
-                <w:b w:val="0"/>
-                <w:i w:val="0"/>
-                <w:color w:val="64748B"/>
-                <w:sz w:val="16"/>
-              </w:rPr>
-              <w:t>GT-CQ</w:t>
-            </w:r>
-          </w:p>
-        </w:tc>
-        <w:tc>
-          <w:tcPr>
-            <w:tcW w:type="dxa" w:w="4706"/>
-          </w:tcPr>
-          <w:p>
-            <w:r>
-              <w:rPr>
-                <w:b w:val="0"/>
-                <w:i w:val="0"/>
-                <w:sz w:val="17"/>
-              </w:rPr>
-              <w:t>veuillez, s'il vous plait, confirmer la cotisation ( 3000 FCFA) payée de Mame Ameury Diop avec le QG ou apporter les corrections nécessaires.</w:t>
-            </w:r>
-          </w:p>
-        </w:tc>
-      </w:tr>
-      <w:tr>
-        <w:tc>
-          <w:tcPr>
-            <w:tcW w:type="dxa" w:w="964"/>
-          </w:tcPr>
-          <w:p>
-            <w:r>
-              <w:rPr>
-                <w:b/>
-                <w:i w:val="0"/>
-                <w:color w:val="EA580C"/>
-                <w:sz w:val="16"/>
-              </w:rPr>
-              <w:t>Moyenne</w:t>
-            </w:r>
-          </w:p>
-        </w:tc>
-        <w:tc>
-          <w:tcPr>
-            <w:tcW w:type="dxa" w:w="1247"/>
-          </w:tcPr>
-          <w:p>
-            <w:r>
-              <w:rPr>
-                <w:b/>
-                <w:i w:val="0"/>
-                <w:sz w:val="16"/>
-              </w:rPr>
-              <w:t>S02</w:t>
-              <w:br/>
-            </w:r>
-            <w:r>
-              <w:rPr>
-                <w:b w:val="0"/>
-                <w:i w:val="0"/>
-                <w:color w:val="64748B"/>
-                <w:sz w:val="14"/>
-              </w:rPr>
-              <w:t>Éducation</w:t>
-            </w:r>
-          </w:p>
-        </w:tc>
-        <w:tc>
-          <w:tcPr>
-            <w:tcW w:type="dxa" w:w="1531"/>
-          </w:tcPr>
-          <w:p>
-            <w:r>
-              <w:rPr>
-                <w:b/>
-                <w:i w:val="0"/>
-                <w:color w:val="16A34A"/>
-                <w:sz w:val="16"/>
-              </w:rPr>
-              <w:t>—</w:t>
-            </w:r>
-          </w:p>
-        </w:tc>
-        <w:tc>
-          <w:tcPr>
-            <w:tcW w:type="dxa" w:w="1191"/>
-          </w:tcPr>
-          <w:p>
-            <w:r>
-              <w:rPr>
-                <w:b w:val="0"/>
-                <w:i w:val="0"/>
-                <w:color w:val="64748B"/>
-                <w:sz w:val="16"/>
-              </w:rPr>
-              <w:t>GT-CQ</w:t>
-            </w:r>
-          </w:p>
-        </w:tc>
-        <w:tc>
-          <w:tcPr>
-            <w:tcW w:type="dxa" w:w="4706"/>
-          </w:tcPr>
-          <w:p>
-            <w:r>
-              <w:rPr>
-                <w:b w:val="0"/>
-                <w:i w:val="0"/>
-                <w:sz w:val="17"/>
-              </w:rPr>
-              <w:t>veuillez, s'il vous plait, confirmer la cotisation ( 3000 FCFA) payée de Serigne Abdoul Ahad Diop avec le QG ou apporter les corrections nécessaires.</w:t>
             </w:r>
           </w:p>
         </w:tc>
